--- a/Unidad 01 - Introducción y fundamentos de Terraform/U01_02_caso_practico_01.docx
+++ b/Unidad 01 - Introducción y fundamentos de Terraform/U01_02_caso_practico_01.docx
@@ -67,12 +67,12 @@
           <wp:inline distB="114300" distT="114300" distL="114300" distR="114300">
             <wp:extent cx="447675" cy="57150"/>
             <wp:effectExtent b="0" l="0" r="0" t="0"/>
-            <wp:docPr descr="short line" id="4" name="image5.png"/>
+            <wp:docPr descr="short line" id="4" name="image9.png"/>
             <a:graphic>
               <a:graphicData uri="http://schemas.openxmlformats.org/drawingml/2006/picture">
                 <pic:pic>
                   <pic:nvPicPr>
-                    <pic:cNvPr descr="short line" id="0" name="image5.png"/>
+                    <pic:cNvPr descr="short line" id="0" name="image9.png"/>
                     <pic:cNvPicPr preferRelativeResize="0"/>
                   </pic:nvPicPr>
                   <pic:blipFill>
@@ -274,12 +274,12 @@
             <wp:extent cx="6120000" cy="444500"/>
             <wp:effectExtent b="0" l="0" r="0" t="0"/>
             <wp:wrapSquare wrapText="bothSides" distB="114300" distT="114300" distL="114300" distR="114300"/>
-            <wp:docPr id="8" name="image8.png"/>
+            <wp:docPr id="8" name="image1.png"/>
             <a:graphic>
               <a:graphicData uri="http://schemas.openxmlformats.org/drawingml/2006/picture">
                 <pic:pic>
                   <pic:nvPicPr>
-                    <pic:cNvPr id="0" name="image8.png"/>
+                    <pic:cNvPr id="0" name="image1.png"/>
                     <pic:cNvPicPr preferRelativeResize="0"/>
                   </pic:nvPicPr>
                   <pic:blipFill>
@@ -309,7 +309,7 @@
           <w:szCs w:val="32"/>
           <w:rtl w:val="0"/>
         </w:rPr>
-        <w:t xml:space="preserve">Actualizado Noviembre 2025</w:t>
+        <w:t xml:space="preserve">Actualizado Marzo 2026</w:t>
       </w:r>
     </w:p>
     <w:p>
@@ -443,12 +443,12 @@
             <wp:extent cx="922564" cy="322898"/>
             <wp:effectExtent b="0" l="0" r="0" t="0"/>
             <wp:wrapSquare wrapText="bothSides" distB="57150" distT="57150" distL="57150" distR="57150"/>
-            <wp:docPr id="3" name="image1.png"/>
+            <wp:docPr id="3" name="image4.png"/>
             <a:graphic>
               <a:graphicData uri="http://schemas.openxmlformats.org/drawingml/2006/picture">
                 <pic:pic>
                   <pic:nvPicPr>
-                    <pic:cNvPr id="0" name="image1.png"/>
+                    <pic:cNvPr id="0" name="image4.png"/>
                     <pic:cNvPicPr preferRelativeResize="0"/>
                   </pic:nvPicPr>
                   <pic:blipFill>
@@ -710,7 +710,7 @@
     </w:p>
     <w:sdt>
       <w:sdtPr>
-        <w:id w:val="179839295"/>
+        <w:id w:val="169484657"/>
         <w:docPartObj>
           <w:docPartGallery w:val="Table of Contents"/>
           <w:docPartUnique w:val="1"/>
@@ -2586,12 +2586,12 @@
           <wp:inline distB="114300" distT="114300" distL="114300" distR="114300">
             <wp:extent cx="6120000" cy="2311400"/>
             <wp:effectExtent b="0" l="0" r="0" t="0"/>
-            <wp:docPr id="1" name="image3.png"/>
+            <wp:docPr id="1" name="image6.png"/>
             <a:graphic>
               <a:graphicData uri="http://schemas.openxmlformats.org/drawingml/2006/picture">
                 <pic:pic>
                   <pic:nvPicPr>
-                    <pic:cNvPr id="0" name="image3.png"/>
+                    <pic:cNvPr id="0" name="image6.png"/>
                     <pic:cNvPicPr preferRelativeResize="0"/>
                   </pic:nvPicPr>
                   <pic:blipFill>
@@ -2734,12 +2734,12 @@
           <wp:inline distB="114300" distT="114300" distL="114300" distR="114300">
             <wp:extent cx="6120000" cy="3289300"/>
             <wp:effectExtent b="0" l="0" r="0" t="0"/>
-            <wp:docPr id="7" name="image6.png"/>
+            <wp:docPr id="7" name="image3.png"/>
             <a:graphic>
               <a:graphicData uri="http://schemas.openxmlformats.org/drawingml/2006/picture">
                 <pic:pic>
                   <pic:nvPicPr>
-                    <pic:cNvPr id="0" name="image6.png"/>
+                    <pic:cNvPr id="0" name="image3.png"/>
                     <pic:cNvPicPr preferRelativeResize="0"/>
                   </pic:nvPicPr>
                   <pic:blipFill>
@@ -2858,12 +2858,12 @@
           <wp:inline distB="114300" distT="114300" distL="114300" distR="114300">
             <wp:extent cx="6120000" cy="1460500"/>
             <wp:effectExtent b="0" l="0" r="0" t="0"/>
-            <wp:docPr id="2" name="image4.png"/>
+            <wp:docPr id="2" name="image5.png"/>
             <a:graphic>
               <a:graphicData uri="http://schemas.openxmlformats.org/drawingml/2006/picture">
                 <pic:pic>
                   <pic:nvPicPr>
-                    <pic:cNvPr id="0" name="image4.png"/>
+                    <pic:cNvPr id="0" name="image5.png"/>
                     <pic:cNvPicPr preferRelativeResize="0"/>
                   </pic:nvPicPr>
                   <pic:blipFill>
@@ -2937,12 +2937,12 @@
           <wp:inline distB="114300" distT="114300" distL="114300" distR="114300">
             <wp:extent cx="3980588" cy="1111216"/>
             <wp:effectExtent b="0" l="0" r="0" t="0"/>
-            <wp:docPr id="6" name="image9.png"/>
+            <wp:docPr id="6" name="image2.png"/>
             <a:graphic>
               <a:graphicData uri="http://schemas.openxmlformats.org/drawingml/2006/picture">
                 <pic:pic>
                   <pic:nvPicPr>
-                    <pic:cNvPr id="0" name="image9.png"/>
+                    <pic:cNvPr id="0" name="image2.png"/>
                     <pic:cNvPicPr preferRelativeResize="0"/>
                   </pic:nvPicPr>
                   <pic:blipFill>
@@ -3083,12 +3083,12 @@
           <wp:inline distB="114300" distT="114300" distL="114300" distR="114300">
             <wp:extent cx="6120000" cy="1028700"/>
             <wp:effectExtent b="0" l="0" r="0" t="0"/>
-            <wp:docPr id="9" name="image10.png"/>
+            <wp:docPr id="9" name="image8.png"/>
             <a:graphic>
               <a:graphicData uri="http://schemas.openxmlformats.org/drawingml/2006/picture">
                 <pic:pic>
                   <pic:nvPicPr>
-                    <pic:cNvPr id="0" name="image10.png"/>
+                    <pic:cNvPr id="0" name="image8.png"/>
                     <pic:cNvPicPr preferRelativeResize="0"/>
                   </pic:nvPicPr>
                   <pic:blipFill>
